--- a/data/outputs/v2/Core_Mathematics/SS1.2_Indices_and_Logarithms/Core_Mathematics_Indices_and_Logarithms_SummaryTable.docx
+++ b/data/outputs/v2/Core_Mathematics/SS1.2_Indices_and_Logarithms/Core_Mathematics_Indices_and_Logarithms_SummaryTable.docx
@@ -38,6 +38,177 @@
           <w:szCs w:val="22"/>
         </w:rPr>
         <w:t xml:space="preserve">Sub-Strand 1.2: Indices and Logarithms — Teacher Reference (Pre-filled)</w:t>
+      </w:r>
+    </w:p>
+    <w:p>
+      <w:pPr>
+        <w:spacing w:after="80" w:before="120"/>
+      </w:pPr>
+      <w:r>
+        <w:rPr>
+          <w:rFonts w:ascii="Arial" w:cs="Arial" w:eastAsia="Arial" w:hAnsi="Arial"/>
+          <w:b/>
+          <w:bCs/>
+          <w:color w:val="1F3864"/>
+          <w:sz w:val="20"/>
+          <w:szCs w:val="20"/>
+        </w:rPr>
+        <w:t xml:space="preserve">ATTRIBUTION AND LICENSING</w:t>
+      </w:r>
+    </w:p>
+    <w:p>
+      <w:pPr>
+        <w:spacing w:after="60" w:before="0"/>
+      </w:pPr>
+      <w:r>
+        <w:rPr>
+          <w:rFonts w:ascii="Arial" w:cs="Arial" w:eastAsia="Arial" w:hAnsi="Arial"/>
+          <w:b/>
+          <w:bCs/>
+          <w:sz w:val="17"/>
+          <w:szCs w:val="17"/>
+        </w:rPr>
+        <w:t xml:space="preserve">Curriculum Alignment: </w:t>
+      </w:r>
+      <w:r>
+        <w:rPr>
+          <w:rFonts w:ascii="Arial" w:cs="Arial" w:eastAsia="Arial" w:hAnsi="Arial"/>
+          <w:sz w:val="17"/>
+          <w:szCs w:val="17"/>
+        </w:rPr>
+        <w:t xml:space="preserve">Structured in pedagogical alignment with the competence-based curriculum format and learning outcomes established by the Kenya Institute of Curriculum Development (KICD). This material is independently developed and is not officially endorsed or published by KICD.</w:t>
+      </w:r>
+    </w:p>
+    <w:p>
+      <w:pPr>
+        <w:spacing w:after="60" w:before="0"/>
+      </w:pPr>
+      <w:r>
+        <w:rPr>
+          <w:rFonts w:ascii="Arial" w:cs="Arial" w:eastAsia="Arial" w:hAnsi="Arial"/>
+          <w:b/>
+          <w:bCs/>
+          <w:sz w:val="17"/>
+          <w:szCs w:val="17"/>
+        </w:rPr>
+        <w:t xml:space="preserve">Content &amp; Pedagogy: </w:t>
+      </w:r>
+      <w:r>
+        <w:rPr>
+          <w:rFonts w:ascii="Arial" w:cs="Arial" w:eastAsia="Arial" w:hAnsi="Arial"/>
+          <w:sz w:val="17"/>
+          <w:szCs w:val="17"/>
+        </w:rPr>
+        <w:t xml:space="preserve">Developed and adapted by the educator team at SeaVuria (registered 501(c)(3) in the United States and registered NGO in Kenya, No. 872-850A-BF11), who designed the pedagogical framework, lesson templates and exemplar lessons on which this material is based.</w:t>
+      </w:r>
+    </w:p>
+    <w:p>
+      <w:pPr>
+        <w:spacing w:after="60" w:before="0"/>
+      </w:pPr>
+      <w:r>
+        <w:rPr>
+          <w:rFonts w:ascii="Arial" w:cs="Arial" w:eastAsia="Arial" w:hAnsi="Arial"/>
+          <w:b/>
+          <w:bCs/>
+          <w:sz w:val="17"/>
+          <w:szCs w:val="17"/>
+        </w:rPr>
+        <w:t xml:space="preserve">Production &amp; Layout: </w:t>
+      </w:r>
+      <w:r>
+        <w:rPr>
+          <w:rFonts w:ascii="Arial" w:cs="Arial" w:eastAsia="Arial" w:hAnsi="Arial"/>
+          <w:sz w:val="17"/>
+          <w:szCs w:val="17"/>
+        </w:rPr>
+        <w:t xml:space="preserve">Educational design and curriculum sequencing by SeaVuria. Technical layout, structural formatting, and digital optimization/implementation executed in partnership with ARES Education (registered 501(c)(3) in the United States and Canada (as Afretech Aid) and registered NGO in Kenya), with lesson drafting and compilation assisted by AI (Claude, Anthropic).</w:t>
+      </w:r>
+    </w:p>
+    <w:p>
+      <w:pPr>
+        <w:pBdr>
+          <w:bottom w:val="single" w:color="1F3864" w:sz="6" w:space="6"/>
+        </w:pBdr>
+        <w:spacing w:after="60" w:before="0"/>
+      </w:pPr>
+      <w:r>
+        <w:rPr>
+          <w:rFonts w:ascii="Arial" w:cs="Arial" w:eastAsia="Arial" w:hAnsi="Arial"/>
+          <w:b/>
+          <w:bCs/>
+          <w:sz w:val="17"/>
+          <w:szCs w:val="17"/>
+        </w:rPr>
+        <w:t xml:space="preserve">Licensing &amp; Copyright: </w:t>
+      </w:r>
+      <w:r>
+        <w:rPr>
+          <w:rFonts w:ascii="Arial" w:cs="Arial" w:eastAsia="Arial" w:hAnsi="Arial"/>
+          <w:sz w:val="17"/>
+          <w:szCs w:val="17"/>
+        </w:rPr>
+        <w:t xml:space="preserve">© 2026 SeaVuria and ARES. This work is licensed under a </w:t>
+      </w:r>
+      <w:hyperlink w:history="1" r:id="rId3dbs6o8fhmiujfyzupzw8">
+        <w:r>
+          <w:rPr>
+            <w:rFonts w:ascii="Arial" w:cs="Arial" w:eastAsia="Arial" w:hAnsi="Arial"/>
+            <w:color w:val="1F6B75"/>
+            <w:sz w:val="17"/>
+            <w:szCs w:val="17"/>
+            <w:u w:val="single" w:color="1F6B75"/>
+          </w:rPr>
+          <w:t xml:space="preserve">Creative Commons Attribution-NonCommercial 4.0 International License</w:t>
+        </w:r>
+      </w:hyperlink>
+      <w:r>
+        <w:rPr>
+          <w:rFonts w:ascii="Arial" w:cs="Arial" w:eastAsia="Arial" w:hAnsi="Arial"/>
+          <w:sz w:val="17"/>
+          <w:szCs w:val="17"/>
+        </w:rPr>
+        <w:t xml:space="preserve"> (</w:t>
+      </w:r>
+      <w:hyperlink w:history="1" r:id="rIdrvrrzzojtws1ffx8ztmu3">
+        <w:r>
+          <w:rPr>
+            <w:rFonts w:ascii="Arial" w:cs="Arial" w:eastAsia="Arial" w:hAnsi="Arial"/>
+            <w:color w:val="1F6B75"/>
+            <w:sz w:val="17"/>
+            <w:szCs w:val="17"/>
+            <w:u w:val="single" w:color="1F6B75"/>
+          </w:rPr>
+          <w:t xml:space="preserve">CC BY-NC 4.0</w:t>
+        </w:r>
+      </w:hyperlink>
+      <w:r>
+        <w:rPr>
+          <w:rFonts w:ascii="Arial" w:cs="Arial" w:eastAsia="Arial" w:hAnsi="Arial"/>
+          <w:sz w:val="17"/>
+          <w:szCs w:val="17"/>
+        </w:rPr>
+        <w:t xml:space="preserve">). To view a copy of this license, visit </w:t>
+      </w:r>
+      <w:hyperlink w:history="1" r:id="rId_khie4apxn81ogqm6jdcw">
+        <w:r>
+          <w:rPr>
+            <w:rFonts w:ascii="Arial" w:cs="Arial" w:eastAsia="Arial" w:hAnsi="Arial"/>
+            <w:color w:val="1F6B75"/>
+            <w:sz w:val="17"/>
+            <w:szCs w:val="17"/>
+            <w:u w:val="single" w:color="1F6B75"/>
+          </w:rPr>
+          <w:t xml:space="preserve">https://creativecommons.org/licenses/by-nc/4.0/</w:t>
+        </w:r>
+      </w:hyperlink>
+      <w:r>
+        <w:rPr>
+          <w:rFonts w:ascii="Arial" w:cs="Arial" w:eastAsia="Arial" w:hAnsi="Arial"/>
+          <w:sz w:val="17"/>
+          <w:szCs w:val="17"/>
+        </w:rPr>
+        <w:t xml:space="preserve">. You are free to copy, redistribute, and adapt this material in any medium or format, provided appropriate credit is given and the material is not used for commercial purposes. KICD learning outcomes and curriculum designations reproduced here for alignment purposes remain the property of KICD and are not covered by this license. Linked external resources (e.g. CK-12, Khan Academy, PhET) are subject to their own licenses.</w:t>
       </w:r>
     </w:p>
     <w:p>

--- a/data/outputs/v2/Core_Mathematics/SS1.2_Indices_and_Logarithms/Core_Mathematics_Indices_and_Logarithms_SummaryTable.docx
+++ b/data/outputs/v2/Core_Mathematics/SS1.2_Indices_and_Logarithms/Core_Mathematics_Indices_and_Logarithms_SummaryTable.docx
@@ -38,177 +38,6 @@
           <w:szCs w:val="22"/>
         </w:rPr>
         <w:t xml:space="preserve">Sub-Strand 1.2: Indices and Logarithms — Teacher Reference (Pre-filled)</w:t>
-      </w:r>
-    </w:p>
-    <w:p>
-      <w:pPr>
-        <w:spacing w:after="80" w:before="120"/>
-      </w:pPr>
-      <w:r>
-        <w:rPr>
-          <w:rFonts w:ascii="Arial" w:cs="Arial" w:eastAsia="Arial" w:hAnsi="Arial"/>
-          <w:b/>
-          <w:bCs/>
-          <w:color w:val="1F3864"/>
-          <w:sz w:val="20"/>
-          <w:szCs w:val="20"/>
-        </w:rPr>
-        <w:t xml:space="preserve">ATTRIBUTION AND LICENSING</w:t>
-      </w:r>
-    </w:p>
-    <w:p>
-      <w:pPr>
-        <w:spacing w:after="60" w:before="0"/>
-      </w:pPr>
-      <w:r>
-        <w:rPr>
-          <w:rFonts w:ascii="Arial" w:cs="Arial" w:eastAsia="Arial" w:hAnsi="Arial"/>
-          <w:b/>
-          <w:bCs/>
-          <w:sz w:val="17"/>
-          <w:szCs w:val="17"/>
-        </w:rPr>
-        <w:t xml:space="preserve">Curriculum Alignment: </w:t>
-      </w:r>
-      <w:r>
-        <w:rPr>
-          <w:rFonts w:ascii="Arial" w:cs="Arial" w:eastAsia="Arial" w:hAnsi="Arial"/>
-          <w:sz w:val="17"/>
-          <w:szCs w:val="17"/>
-        </w:rPr>
-        <w:t xml:space="preserve">Structured in pedagogical alignment with the competence-based curriculum format and learning outcomes established by the Kenya Institute of Curriculum Development (KICD). This material is independently developed and is not officially endorsed or published by KICD.</w:t>
-      </w:r>
-    </w:p>
-    <w:p>
-      <w:pPr>
-        <w:spacing w:after="60" w:before="0"/>
-      </w:pPr>
-      <w:r>
-        <w:rPr>
-          <w:rFonts w:ascii="Arial" w:cs="Arial" w:eastAsia="Arial" w:hAnsi="Arial"/>
-          <w:b/>
-          <w:bCs/>
-          <w:sz w:val="17"/>
-          <w:szCs w:val="17"/>
-        </w:rPr>
-        <w:t xml:space="preserve">Content &amp; Pedagogy: </w:t>
-      </w:r>
-      <w:r>
-        <w:rPr>
-          <w:rFonts w:ascii="Arial" w:cs="Arial" w:eastAsia="Arial" w:hAnsi="Arial"/>
-          <w:sz w:val="17"/>
-          <w:szCs w:val="17"/>
-        </w:rPr>
-        <w:t xml:space="preserve">Developed and adapted by the educator team at SeaVuria (registered 501(c)(3) in the United States and registered NGO in Kenya, No. 872-850A-BF11), who designed the pedagogical framework, lesson templates and exemplar lessons on which this material is based.</w:t>
-      </w:r>
-    </w:p>
-    <w:p>
-      <w:pPr>
-        <w:spacing w:after="60" w:before="0"/>
-      </w:pPr>
-      <w:r>
-        <w:rPr>
-          <w:rFonts w:ascii="Arial" w:cs="Arial" w:eastAsia="Arial" w:hAnsi="Arial"/>
-          <w:b/>
-          <w:bCs/>
-          <w:sz w:val="17"/>
-          <w:szCs w:val="17"/>
-        </w:rPr>
-        <w:t xml:space="preserve">Production &amp; Layout: </w:t>
-      </w:r>
-      <w:r>
-        <w:rPr>
-          <w:rFonts w:ascii="Arial" w:cs="Arial" w:eastAsia="Arial" w:hAnsi="Arial"/>
-          <w:sz w:val="17"/>
-          <w:szCs w:val="17"/>
-        </w:rPr>
-        <w:t xml:space="preserve">Educational design and curriculum sequencing by SeaVuria. Technical layout, structural formatting, and digital optimization/implementation executed in partnership with ARES Education (registered 501(c)(3) in the United States and Canada (as Afretech Aid) and registered NGO in Kenya), with lesson drafting and compilation assisted by AI (Claude, Anthropic).</w:t>
-      </w:r>
-    </w:p>
-    <w:p>
-      <w:pPr>
-        <w:pBdr>
-          <w:bottom w:val="single" w:color="1F3864" w:sz="6" w:space="6"/>
-        </w:pBdr>
-        <w:spacing w:after="60" w:before="0"/>
-      </w:pPr>
-      <w:r>
-        <w:rPr>
-          <w:rFonts w:ascii="Arial" w:cs="Arial" w:eastAsia="Arial" w:hAnsi="Arial"/>
-          <w:b/>
-          <w:bCs/>
-          <w:sz w:val="17"/>
-          <w:szCs w:val="17"/>
-        </w:rPr>
-        <w:t xml:space="preserve">Licensing &amp; Copyright: </w:t>
-      </w:r>
-      <w:r>
-        <w:rPr>
-          <w:rFonts w:ascii="Arial" w:cs="Arial" w:eastAsia="Arial" w:hAnsi="Arial"/>
-          <w:sz w:val="17"/>
-          <w:szCs w:val="17"/>
-        </w:rPr>
-        <w:t xml:space="preserve">© 2026 SeaVuria and ARES. This work is licensed under a </w:t>
-      </w:r>
-      <w:hyperlink w:history="1" r:id="rId3dbs6o8fhmiujfyzupzw8">
-        <w:r>
-          <w:rPr>
-            <w:rFonts w:ascii="Arial" w:cs="Arial" w:eastAsia="Arial" w:hAnsi="Arial"/>
-            <w:color w:val="1F6B75"/>
-            <w:sz w:val="17"/>
-            <w:szCs w:val="17"/>
-            <w:u w:val="single" w:color="1F6B75"/>
-          </w:rPr>
-          <w:t xml:space="preserve">Creative Commons Attribution-NonCommercial 4.0 International License</w:t>
-        </w:r>
-      </w:hyperlink>
-      <w:r>
-        <w:rPr>
-          <w:rFonts w:ascii="Arial" w:cs="Arial" w:eastAsia="Arial" w:hAnsi="Arial"/>
-          <w:sz w:val="17"/>
-          <w:szCs w:val="17"/>
-        </w:rPr>
-        <w:t xml:space="preserve"> (</w:t>
-      </w:r>
-      <w:hyperlink w:history="1" r:id="rIdrvrrzzojtws1ffx8ztmu3">
-        <w:r>
-          <w:rPr>
-            <w:rFonts w:ascii="Arial" w:cs="Arial" w:eastAsia="Arial" w:hAnsi="Arial"/>
-            <w:color w:val="1F6B75"/>
-            <w:sz w:val="17"/>
-            <w:szCs w:val="17"/>
-            <w:u w:val="single" w:color="1F6B75"/>
-          </w:rPr>
-          <w:t xml:space="preserve">CC BY-NC 4.0</w:t>
-        </w:r>
-      </w:hyperlink>
-      <w:r>
-        <w:rPr>
-          <w:rFonts w:ascii="Arial" w:cs="Arial" w:eastAsia="Arial" w:hAnsi="Arial"/>
-          <w:sz w:val="17"/>
-          <w:szCs w:val="17"/>
-        </w:rPr>
-        <w:t xml:space="preserve">). To view a copy of this license, visit </w:t>
-      </w:r>
-      <w:hyperlink w:history="1" r:id="rId_khie4apxn81ogqm6jdcw">
-        <w:r>
-          <w:rPr>
-            <w:rFonts w:ascii="Arial" w:cs="Arial" w:eastAsia="Arial" w:hAnsi="Arial"/>
-            <w:color w:val="1F6B75"/>
-            <w:sz w:val="17"/>
-            <w:szCs w:val="17"/>
-            <w:u w:val="single" w:color="1F6B75"/>
-          </w:rPr>
-          <w:t xml:space="preserve">https://creativecommons.org/licenses/by-nc/4.0/</w:t>
-        </w:r>
-      </w:hyperlink>
-      <w:r>
-        <w:rPr>
-          <w:rFonts w:ascii="Arial" w:cs="Arial" w:eastAsia="Arial" w:hAnsi="Arial"/>
-          <w:sz w:val="17"/>
-          <w:szCs w:val="17"/>
-        </w:rPr>
-        <w:t xml:space="preserve">. You are free to copy, redistribute, and adapt this material in any medium or format, provided appropriate credit is given and the material is not used for commercial purposes. KICD learning outcomes and curriculum designations reproduced here for alignment purposes remain the property of KICD and are not covered by this license. Linked external resources (e.g. CK-12, Khan Academy, PhET) are subject to their own licenses.</w:t>
       </w:r>
     </w:p>
     <w:p>
@@ -1848,6 +1677,185 @@
         </w:tc>
       </w:tr>
     </w:tbl>
+    <w:p>
+      <w:pPr>
+        <w:spacing w:after="120"/>
+      </w:pPr>
+      <w:r>
+        <w:t xml:space="preserve"/>
+      </w:r>
+    </w:p>
+    <w:p>
+      <w:pPr>
+        <w:spacing w:after="80" w:before="120"/>
+      </w:pPr>
+      <w:r>
+        <w:rPr>
+          <w:rFonts w:ascii="Arial" w:cs="Arial" w:eastAsia="Arial" w:hAnsi="Arial"/>
+          <w:b/>
+          <w:bCs/>
+          <w:color w:val="1F3864"/>
+          <w:sz w:val="20"/>
+          <w:szCs w:val="20"/>
+        </w:rPr>
+        <w:t xml:space="preserve">ATTRIBUTION AND LICENSING</w:t>
+      </w:r>
+    </w:p>
+    <w:p>
+      <w:pPr>
+        <w:spacing w:after="60" w:before="0"/>
+      </w:pPr>
+      <w:r>
+        <w:rPr>
+          <w:rFonts w:ascii="Arial" w:cs="Arial" w:eastAsia="Arial" w:hAnsi="Arial"/>
+          <w:b/>
+          <w:bCs/>
+          <w:sz w:val="17"/>
+          <w:szCs w:val="17"/>
+        </w:rPr>
+        <w:t xml:space="preserve">Curriculum Alignment: </w:t>
+      </w:r>
+      <w:r>
+        <w:rPr>
+          <w:rFonts w:ascii="Arial" w:cs="Arial" w:eastAsia="Arial" w:hAnsi="Arial"/>
+          <w:sz w:val="17"/>
+          <w:szCs w:val="17"/>
+        </w:rPr>
+        <w:t xml:space="preserve">Structured in pedagogical alignment with the competence-based curriculum format and learning outcomes established by the Kenya Institute of Curriculum Development (KICD). This material is independently developed and is not officially endorsed or published by KICD.</w:t>
+      </w:r>
+    </w:p>
+    <w:p>
+      <w:pPr>
+        <w:spacing w:after="60" w:before="0"/>
+      </w:pPr>
+      <w:r>
+        <w:rPr>
+          <w:rFonts w:ascii="Arial" w:cs="Arial" w:eastAsia="Arial" w:hAnsi="Arial"/>
+          <w:b/>
+          <w:bCs/>
+          <w:sz w:val="17"/>
+          <w:szCs w:val="17"/>
+        </w:rPr>
+        <w:t xml:space="preserve">Content &amp; Pedagogy: </w:t>
+      </w:r>
+      <w:r>
+        <w:rPr>
+          <w:rFonts w:ascii="Arial" w:cs="Arial" w:eastAsia="Arial" w:hAnsi="Arial"/>
+          <w:sz w:val="17"/>
+          <w:szCs w:val="17"/>
+        </w:rPr>
+        <w:t xml:space="preserve">Developed and adapted by the educator team at SeaVuria (registered 501(c)(3) in the United States and registered NGO in Kenya, No. 872-850A-BF11), who designed the pedagogical framework, lesson templates and exemplar lessons on which this material is based.</w:t>
+      </w:r>
+    </w:p>
+    <w:p>
+      <w:pPr>
+        <w:spacing w:after="60" w:before="0"/>
+      </w:pPr>
+      <w:r>
+        <w:rPr>
+          <w:rFonts w:ascii="Arial" w:cs="Arial" w:eastAsia="Arial" w:hAnsi="Arial"/>
+          <w:b/>
+          <w:bCs/>
+          <w:sz w:val="17"/>
+          <w:szCs w:val="17"/>
+        </w:rPr>
+        <w:t xml:space="preserve">Production &amp; Layout: </w:t>
+      </w:r>
+      <w:r>
+        <w:rPr>
+          <w:rFonts w:ascii="Arial" w:cs="Arial" w:eastAsia="Arial" w:hAnsi="Arial"/>
+          <w:sz w:val="17"/>
+          <w:szCs w:val="17"/>
+        </w:rPr>
+        <w:t xml:space="preserve">Educational design and curriculum sequencing by SeaVuria. Technical layout, structural formatting, and digital optimization/implementation executed in partnership with ARES Education (registered 501(c)(3) in the United States and Canada (as Afretech Aid) and registered NGO in Kenya), with lesson drafting and compilation assisted by AI (Claude, Anthropic).</w:t>
+      </w:r>
+    </w:p>
+    <w:p>
+      <w:pPr>
+        <w:pBdr>
+          <w:bottom w:val="single" w:color="1F3864" w:sz="6" w:space="6"/>
+        </w:pBdr>
+        <w:spacing w:after="60" w:before="0"/>
+      </w:pPr>
+      <w:r>
+        <w:rPr>
+          <w:rFonts w:ascii="Arial" w:cs="Arial" w:eastAsia="Arial" w:hAnsi="Arial"/>
+          <w:b/>
+          <w:bCs/>
+          <w:sz w:val="17"/>
+          <w:szCs w:val="17"/>
+        </w:rPr>
+        <w:t xml:space="preserve">Licensing &amp; Copyright: </w:t>
+      </w:r>
+      <w:r>
+        <w:rPr>
+          <w:rFonts w:ascii="Arial" w:cs="Arial" w:eastAsia="Arial" w:hAnsi="Arial"/>
+          <w:sz w:val="17"/>
+          <w:szCs w:val="17"/>
+        </w:rPr>
+        <w:t xml:space="preserve">© 2026 SeaVuria and ARES. This work is licensed under a </w:t>
+      </w:r>
+      <w:hyperlink w:history="1" r:id="rIdnuhhinxh6i7gtuwn0ouwl">
+        <w:r>
+          <w:rPr>
+            <w:rFonts w:ascii="Arial" w:cs="Arial" w:eastAsia="Arial" w:hAnsi="Arial"/>
+            <w:color w:val="1F6B75"/>
+            <w:sz w:val="17"/>
+            <w:szCs w:val="17"/>
+            <w:u w:val="single" w:color="1F6B75"/>
+          </w:rPr>
+          <w:t xml:space="preserve">Creative Commons Attribution-NonCommercial 4.0 International License</w:t>
+        </w:r>
+      </w:hyperlink>
+      <w:r>
+        <w:rPr>
+          <w:rFonts w:ascii="Arial" w:cs="Arial" w:eastAsia="Arial" w:hAnsi="Arial"/>
+          <w:sz w:val="17"/>
+          <w:szCs w:val="17"/>
+        </w:rPr>
+        <w:t xml:space="preserve"> (</w:t>
+      </w:r>
+      <w:hyperlink w:history="1" r:id="rIdkd6-olt07ukfllmmg_vtt">
+        <w:r>
+          <w:rPr>
+            <w:rFonts w:ascii="Arial" w:cs="Arial" w:eastAsia="Arial" w:hAnsi="Arial"/>
+            <w:color w:val="1F6B75"/>
+            <w:sz w:val="17"/>
+            <w:szCs w:val="17"/>
+            <w:u w:val="single" w:color="1F6B75"/>
+          </w:rPr>
+          <w:t xml:space="preserve">CC BY-NC 4.0</w:t>
+        </w:r>
+      </w:hyperlink>
+      <w:r>
+        <w:rPr>
+          <w:rFonts w:ascii="Arial" w:cs="Arial" w:eastAsia="Arial" w:hAnsi="Arial"/>
+          <w:sz w:val="17"/>
+          <w:szCs w:val="17"/>
+        </w:rPr>
+        <w:t xml:space="preserve">). To view a copy of this license, visit </w:t>
+      </w:r>
+      <w:hyperlink w:history="1" r:id="rIdfg3hhqpg50ma2segod-lo">
+        <w:r>
+          <w:rPr>
+            <w:rFonts w:ascii="Arial" w:cs="Arial" w:eastAsia="Arial" w:hAnsi="Arial"/>
+            <w:color w:val="1F6B75"/>
+            <w:sz w:val="17"/>
+            <w:szCs w:val="17"/>
+            <w:u w:val="single" w:color="1F6B75"/>
+          </w:rPr>
+          <w:t xml:space="preserve">https://creativecommons.org/licenses/by-nc/4.0/</w:t>
+        </w:r>
+      </w:hyperlink>
+      <w:r>
+        <w:rPr>
+          <w:rFonts w:ascii="Arial" w:cs="Arial" w:eastAsia="Arial" w:hAnsi="Arial"/>
+          <w:sz w:val="17"/>
+          <w:szCs w:val="17"/>
+        </w:rPr>
+        <w:t xml:space="preserve">. You are free to copy, redistribute, and adapt this material in any medium or format, provided appropriate credit is given and the material is not used for commercial purposes. KICD learning outcomes and curriculum designations reproduced here for alignment purposes remain the property of KICD and are not covered by this license. Linked external resources (e.g. CK-12, Khan Academy, PhET) are subject to their own licenses.</w:t>
+      </w:r>
+    </w:p>
     <w:sectPr>
       <w:pgSz w:w="15840" w:h="12240" w:orient="landscape"/>
       <w:pgMar w:top="1080" w:right="1080" w:bottom="1080" w:left="1080" w:header="708" w:footer="708" w:gutter="0"/>

--- a/data/outputs/v2/Core_Mathematics/SS1.2_Indices_and_Logarithms/Core_Mathematics_Indices_and_Logarithms_SummaryTable.docx
+++ b/data/outputs/v2/Core_Mathematics/SS1.2_Indices_and_Logarithms/Core_Mathematics_Indices_and_Logarithms_SummaryTable.docx
@@ -564,7 +564,7 @@
                 <w:sz w:val="18"/>
                 <w:szCs w:val="18"/>
               </w:rPr>
-              <w:t xml:space="preserve">Students examined the Kericho tea-farm phenomenon: a farmer tracking exponential growth of tea-leaf output, bacterial contamination levels in processed tea, and loan repayment schedules — all involving numbers too large or too small for ordinary arithmetic. They observed that repeated multiplication produces rapidly growing (or shrinking) quantities and that writing these out in full quickly becomes impractical. They recorded examples such as 10 × 10 × 10 × 10 × 10 and compared the full expanded form with the compact index notation 10⁵.</w:t>
+              <w:t xml:space="preserve">Students observed a side-by-side comparison of long multiplication versus a four-figure logarithm table calculation for the Kericho tea farm total harvest (2³ grams per plant × 2¹⁰ plants). They also completed a powers-of-2 table (2⁰ to 2¹⁰) by repeated doubling and extended it into negative exponents (2⁻¹, 2⁻²) by observing the halving pattern.</w:t>
             </w:r>
           </w:p>
         </w:tc>
@@ -596,7 +596,7 @@
                 <w:sz w:val="18"/>
                 <w:szCs w:val="18"/>
               </w:rPr>
-              <w:t xml:space="preserve">Students learned two foundational ideas: (1) The reciprocal of any non-zero real number a is 1/a, and the defining property is a × (1/a) = 1 — every number has exactly one multiplicative inverse. (2) Index (exponential) notation aⁿ means 'multiply a by itself n times'; a is the base, n is the index (exponent), and the notation compresses repeated multiplication into a single compact expression. Pedagogical note: Stress that the reciprocal relationship will reappear in Lesson 3 as the negative-index rule, so building fluency here pays dividends later.</w:t>
+              <w:t xml:space="preserve">Students learned that: (1) the reciprocal of a real number a is 1/a, and a × (1/a) = 1; (2) index notation expresses repeated multiplication compactly (e.g., 2³ = 2×2×2 = 8 grams per tea plant); (3) negative indices represent reciprocals — a⁻ⁿ = 1/aⁿ; (4) increasing an exponent by 1 doubles the value (when base = 2), and decreasing it by 1 halves the value; (5) the anchoring phenomenon puzzle — how logarithm tables turn multiplication into addition — remains open and will be resolved across the unit.</w:t>
             </w:r>
           </w:p>
         </w:tc>
@@ -628,7 +628,7 @@
                 <w:sz w:val="18"/>
                 <w:szCs w:val="18"/>
               </w:rPr>
-              <w:t xml:space="preserve">Students explained why a Kericho tea farmer — or any scientist or business person — needs a compact notation: numbers like the mass of a single tea-leaf cell (~10⁻¹² g) or Kenya's annual tea export revenue (~10¹⁰ KES) are unworkable in expanded form. Index notation is not mere shorthand; it encodes the multiplicative structure that makes the Laws of Indices (Lessons 2–3) and logarithms (Lessons 4–8) possible. Students connected reciprocals to the idea of 'undoing' multiplication, previewing the inverse relationship between indices and logarithms.</w:t>
+              <w:t xml:space="preserve">Students explained, using the Kericho tea farm context, that: (1) the fraction of the estate's total production contributed by one single plant can be written as both 1/2¹⁰ and 2⁻¹⁰ — connecting reciprocals to negative index notation; (2) each additional tea plant exponent represents a doubling of harvest, which is why index notation is far more efficient than writing out large numbers; (3) their Draft Model 1 shows the conceptual links between reciprocals, negative indices, and the doubling pattern, with the logarithm mystery explicitly marked as 'still to be explained' — anchoring the inquiry arc for the remaining lessons.</w:t>
             </w:r>
           </w:p>
         </w:tc>
@@ -713,7 +713,7 @@
                 <w:sz w:val="18"/>
                 <w:szCs w:val="18"/>
               </w:rPr>
-              <w:t xml:space="preserve">Students expanded expressions such as (10² × 10³) and (2⁵ ÷ 2²) by writing out every factor explicitly, counted the resulting factors, and recorded the pattern. They tabulated multiple examples — using bases relevant to the tea-farm context (e.g., powers of 2 for doubling bacterial colonies, powers of 10 for currency and mass) — until the general pattern became visible across all cases, including the special case aⁿ ÷ aⁿ.</w:t>
+              <w:t xml:space="preserve">Learners expanded index expressions (e.g., 2³ × 2⁴, 3⁵ ÷ 3², 5² ÷ 5²) into repeated-multiplication form, counted factors, cancelled common factors in quotient expressions, and recorded numerical results in structured discovery tables — all using examples drawn from Kericho tea-farm yields, Rift Valley land areas, and Nairobi/Kisumu population counts.</w:t>
             </w:r>
           </w:p>
         </w:tc>
@@ -745,7 +745,7 @@
                 <w:sz w:val="18"/>
                 <w:szCs w:val="18"/>
               </w:rPr>
-              <w:t xml:space="preserve">Students derived and can now state three laws: (1) Product Rule — aᵐ × aⁿ = aᵐ⁺ⁿ: when multiplying powers of the same base, add the exponents. (2) Quotient Rule — aᵐ ÷ aⁿ = aᵐ⁻ⁿ (a ≠ 0): when dividing powers of the same base, subtract the exponents. (3) Zero Index Law — a⁰ = 1 (a ≠ 0): derived as the logical consequence of the quotient rule when m = n. Pedagogical note: Insist students derive, not memorise — the ability to re-derive a law from first principles is the competency assessed in CBE performance tasks.</w:t>
+              <w:t xml:space="preserve">By expanding and counting factors systematically, learners derived three laws of indices: (1) aᵐ × aⁿ = aᵐ⁺ⁿ (product rule — exponents add when multiplying same-base powers); (2) aᵐ ÷ aⁿ = aᵐ⁻ⁿ (quotient rule — exponents subtract when dividing same-base powers); (3) a⁰ = 1 for any non-zero base a (zero index law — any base raised to zero equals 1, proved by the quotient rule when m = n). These laws explain why changing the exponent on the Kericho farmer's tea-plant count by 1 doubles or halves the harvest.</w:t>
             </w:r>
           </w:p>
         </w:tc>
@@ -777,7 +777,7 @@
                 <w:sz w:val="18"/>
                 <w:szCs w:val="18"/>
               </w:rPr>
-              <w:t xml:space="preserve">Students explained each law in the tea-farm context: the product rule models combining two growth stages (e.g., tea-leaf area doubling over 2 weeks then 3 more weeks = 2² × 2³ = 2⁵); the quotient rule models reducing or scaling back (e.g., dividing a large batch by a sub-batch); the zero index law resolves the apparently paradoxical result that any non-zero quantity divided by itself gives 1, consistent with a⁰ = 1. Students updated the class Driving Question Board, noting that these three laws are the algebraic engine behind logarithm laws in later lessons.</w:t>
+              <w:t xml:space="preserve">Learners explained their derived laws by applying them to Kenyan-context problems (Rift Valley plot areas, Kisumu fish quantities, mandazi recipes), co-constructing formal symbolic notation from group conjectures, annotating their Index Toolbox diagrams with all three laws and self-chosen worked examples, and posting questions on the class Driving Question Board — including the anticipatory question of how the product rule connects to the farmer's logarithm addition trick.</w:t>
             </w:r>
           </w:p>
         </w:tc>
@@ -862,7 +862,7 @@
                 <w:sz w:val="18"/>
                 <w:szCs w:val="18"/>
               </w:rPr>
-              <w:t xml:space="preserve">Students applied the product rule repeatedly to (a²)³ = a² × a² × a², counted factors, and generalised. They used the quotient rule to evaluate a⁰ ÷ aⁿ and discovered the negative index. They explored expressions like 4^(1/2) by asking 'what number, multiplied by itself, gives 4?' and connected this to square roots, extending to cube roots and general fractional indices with a Kenyan context (e.g., the side length of a square tea plot of area 2^(1) hectares).</w:t>
+              <w:t xml:space="preserve">Learners observed (through their own group derivations) that: (1) raising a power to another power multiplies the exponents — (2^3)^2 = 2^6 = 64, confirmed by writing out all six factors of 2; (2) applying the quotient rule to a case where the denominator exponent exceeds the numerator (e.g. 2^3 ÷ 2^5 = 2^(−2) = 1/4) reveals that negative indices produce reciprocal fractions; (3) using the power rule in reverse, 2^(1/2) must be the number whose square is 2, i.e. √2 ≈ 1.414 — meaning a 'half harvest cycle' yields the geometric mean between 2^0 and 2^1.</w:t>
             </w:r>
           </w:p>
         </w:tc>
@@ -894,7 +894,7 @@
                 <w:sz w:val="18"/>
                 <w:szCs w:val="18"/>
               </w:rPr>
-              <w:t xml:space="preserve">Students learned and can state three further laws: (1) Power Rule — (aᵐ)ⁿ = aᵐⁿ: raise a power to a power by multiplying exponents. (2) Negative Index Rule — a⁻ⁿ = 1/aⁿ (a ≠ 0): a negative exponent denotes the reciprocal of the positive-exponent form, directly linking back to Lesson 1's reciprocal concept. (3) Fractional Index Rule — a^(1/n) = ⁿ√a and a^(m/n) = (ⁿ√a)ᵐ = ⁿ√(aᵐ): a fractional exponent denotes a root, with the denominator indicating which root and the numerator indicating the power. Pedagogical note: The negative-index and fractional-index rules are the most commonly misapplied; plan for targeted error analysis in Lesson 8's consolidation.</w:t>
+              <w:t xml:space="preserve">Learners learned and can now state: (1) Power Rule — (a^m)^n = a^(mn); (2) Negative Index Rule — a^(−n) = 1/a^n, so a negative exponent signals a reciprocal, NOT a negative quantity; (3) Fractional Index Rule — a^(1/n) = ⁿ√a and a^(m/n) = ⁿ√(a^m) = (ⁿ√a)^m. Together with the product rule, quotient rule, and zero index rule from Lessons 1–2, learners now hold the complete set of six index laws, all derived from the single foundational idea of repeated multiplication.</w:t>
             </w:r>
           </w:p>
         </w:tc>
@@ -926,7 +926,7 @@
                 <w:sz w:val="18"/>
                 <w:szCs w:val="18"/>
               </w:rPr>
-              <w:t xml:space="preserve">Students explained how all six laws of indices form a coherent system: the product rule generates the power rule; the quotient rule generates the zero and negative index rules; the fractional index rule generalises the idea of roots. In the Kericho tea-farm context, students explained why a scientist computing the geometric mean of bacterial counts (a fractional index operation) or expressing a very small pesticide concentration in scientific notation (negative index) is using these same rules. The model was updated to show indices as a complete, rule-governed language for exponential quantities.</w:t>
+              <w:t xml:space="preserve">Learners explained: (1) why the Kericho tea farm manager's harvest figures grow exponentially — each additional power of 2 doubles production, and the power rule explains why scaling an already-scaled estate multiplies the exponent; (2) why 2^(−3) container-loads does not mean 'negative tea' but means the farm is 1/8 of a reference container-load — a physically meaningful fraction relevant when comparing micro-plots to large estates; (3) why 2^(1/2) grams per 'half harvest cycle' is approximately 1.414 grams — the geometric midpoint of the doubling sequence — and how this connects roots to indices, foreshadowing logarithms as the tool for reversing any index operation.</w:t>
             </w:r>
           </w:p>
         </w:tc>
@@ -1011,7 +1011,7 @@
                 <w:sz w:val="18"/>
                 <w:szCs w:val="18"/>
               </w:rPr>
-              <w:t xml:space="preserve">Students examined a printed four-figure logarithm table (the type used in Kenyan secondary schools before calculators) and the pattern of powers of 10: 10⁰ = 1, 10¹ = 10, 10² = 100, 10³ = 1 000, etc. They observed that numbers between consecutive powers of 10 have logarithms between consecutive whole numbers and that the table encodes these fractional parts. They practised locating values such as log 2.34 and log 7.89, noting the row-and-column structure and the difference columns for interpolation.</w:t>
+              <w:t xml:space="preserve">Learners observed a pH data table featuring common Kenyan foods and liquids (lemon juice, uji, Rift Valley dairy milk, Lake Naivasha water) in which hydrogen ion concentrations were expressed as negative powers of 10. They noticed that the pH value of each substance equals the magnitude of the exponent of its [H⁺] concentration, and that a change of 1 pH unit corresponds to a tenfold change in concentration — mirroring the tea-farm phenomenon where changing an exponent by 1 doubles the harvest.</w:t>
             </w:r>
           </w:p>
         </w:tc>
@@ -1043,7 +1043,7 @@
                 <w:sz w:val="18"/>
                 <w:szCs w:val="18"/>
               </w:rPr>
-              <w:t xml:space="preserve">Students learned the formal definition: log₁₀ x = n if and only if 10ⁿ = x (x &gt; 0). They learned to decompose any common logarithm into (1) the characteristic — the integer part, determined by the number of digits to the left of the decimal point (characteristic = number of digits − 1 for numbers ≥ 1) — and (2) the mantissa — the non-negative decimal part, always read from the four-figure table using the first four significant figures of the number. They practised writing any positive number in standard form (scientific notation) as a bridge to finding the characteristic. Pedagogical note: Many students confuse the characteristic rule for numbers less than 1 (negative characteristics written using bar notation, e.g., 2̄); allow extra practice time here before Lesson 5.</w:t>
+              <w:t xml:space="preserve">Learners learned the formal definition of the common logarithm: log₁₀ x = n if and only if 10ⁿ = x. They learned to decompose any common logarithm into its characteristic (the integer part, equal to one less than the number of digits before the decimal point for numbers ≥ 1) and its mantissa (the non-negative decimal part, read from a four-figure table). They practised reading the mantissa from a physical four-figure logarithm table for eight numbers including 3,142 (π × 1,000, connected to circular plantation geometry).</w:t>
             </w:r>
           </w:p>
         </w:tc>
@@ -1075,7 +1075,7 @@
                 <w:sz w:val="18"/>
                 <w:szCs w:val="18"/>
               </w:rPr>
-              <w:t xml:space="preserve">Students explained the logarithm as the answer to the question: 'To what power must 10 be raised to give this number?' They connected this directly to the tea-farm driving question: a farmer's annual yield of 3 500 000 kg has log₁₀(3 500 000) ≈ 6.544, meaning it sits between 10⁶ and 10⁷, and the mantissa 0.544 locates it precisely within that interval. The four-figure table is the farmer's (or scientist's) practical tool for finding that mantissa without a calculator. Students updated the DQB: 'The logarithm translates a multiplication problem into an addition problem — but how?'</w:t>
+              <w:t xml:space="preserve">Learners explained that the logarithm is simply the exponent rewritten on the left side of the equation — the same exponent they have been working with since Lesson 1 in index notation. They articulated why the characteristic of log₁₀ 3,500 is 3 (because 10³ ≤ 3,500 &lt; 10⁴) and connected the negative-characteristic logarithm log₁₀ 0.01 = −2 to the pH phenomenon (lemon juice [H⁺] = 10⁻² mol/L). They began populating the LOGARITHM SIDE of their cumulative unit model and left the 'add logs → antilog → product' boxes blank as a bridge to Lesson 5.</w:t>
             </w:r>
           </w:p>
         </w:tc>
@@ -1128,7 +1128,7 @@
                 <w:sz w:val="18"/>
                 <w:szCs w:val="18"/>
               </w:rPr>
-              <w:t xml:space="preserve">Antilogarithms: Reversing the Logarithm and Using Four-Figure Antilog Tables</w:t>
+              <w:t xml:space="preserve">Using Mathematical Tables and Calculators for Logarithms and Antilogarithms</w:t>
             </w:r>
           </w:p>
         </w:tc>
@@ -1160,7 +1160,7 @@
                 <w:sz w:val="18"/>
                 <w:szCs w:val="18"/>
               </w:rPr>
-              <w:t xml:space="preserve">Students observed that finding a logarithm is only half the calculation — the final answer must be converted back to an ordinary number. They examined the antilogarithm (antilog) table, compared its structure with the log table, and traced a complete round-trip: starting with a number, finding its log, then using the antilog table to recover the original number. They used numbers drawn from the tea-farm context (e.g., a computed log result of 4.7193) and verified recovery by checking against a known power of 10.</w:t>
+              <w:t xml:space="preserve">Students observed a teacher-modelled, narrated demonstration of the full four-step antilogarithm table procedure, applied to the M-Pesa transaction volume of 17,000,000 (log₁₀ = 7.2304). They also observed that pressing the 10ˣ key on a scientific calculator gives the same result as the antilog table, confirming that both tools are performing the same mathematical operation — raising 10 to a power.</w:t>
             </w:r>
           </w:p>
         </w:tc>
@@ -1192,7 +1192,7 @@
                 <w:sz w:val="18"/>
                 <w:szCs w:val="18"/>
               </w:rPr>
-              <w:t xml:space="preserve">Students learned that the antilogarithm is the inverse operation of the logarithm: if log₁₀ x = n, then x = antilog(n) = 10ⁿ. They learned the procedure for reading the antilog table: (1) use only the mantissa (decimal part) to look up the four-figure antilog value, and (2) use the characteristic to place the decimal point in the final answer (characteristic + 1 gives the number of digits before the decimal point for positive characteristics). They practised mixed sets of log and antilog table readings, including cases with negative (bar-notation) characteristics. Pedagogical note: Reinforce that the antilog table is simply a table of powers of 10; students who understand the definition from Lesson 4 should be able to reconstruct the procedure from first principles.</w:t>
+              <w:t xml:space="preserve">The antilogarithm of x is 10ˣ; finding it requires separating the characteristic from the mantissa, looking up the mantissa in the antilog table (row = first two decimal digits, column = third decimal digit, mean-difference = fourth decimal digit), and using the characteristic to place the decimal point in the result. Together with the log table procedure from Lesson 4, students can now make the full two-way journey between any number and its common logarithm.</w:t>
             </w:r>
           </w:p>
         </w:tc>
@@ -1224,7 +1224,7 @@
                 <w:sz w:val="18"/>
                 <w:szCs w:val="18"/>
               </w:rPr>
-              <w:t xml:space="preserve">Students explained the antilogarithm as the bridge that makes logarithm-based calculation complete and useful. In the Kericho context: a farmer uses the log table to turn a difficult multiplication into addition, performs the addition, and then uses the antilog table to translate the result back into kilograms, shillings, or litres. Students articulated the full two-step workflow (log → arithmetic → antilog) that will underpin Lessons 6–8, and updated the DQB with the insight: 'Logs convert × into +, and antilogs convert the answer back — so difficult multiplication becomes simple addition.'</w:t>
+              <w:t xml:space="preserve">The anchoring phenomenon — how the Kericho farmer's colleague multiplied two large harvest numbers in under two minutes using only a table — can now be traced step by step: (1) find log of each number using the log table; (2) add the two logarithms (a step students have used but not yet proved); (3) find the antilog of the sum using the antilog table to recover the product. Today's lesson provides step 3, completing the procedure. The proof that step 2 is valid (log(ab) = log a + log b) is the open question that motivates Lesson 6.</w:t>
             </w:r>
           </w:p>
         </w:tc>
@@ -1309,7 +1309,7 @@
                 <w:sz w:val="18"/>
                 <w:szCs w:val="18"/>
               </w:rPr>
-              <w:t xml:space="preserve">Students observed the derivation of the product law from the index law: if a = 10^(log a) and b = 10^(log b), then ab = 10^(log a + log b), so log(ab) = log a + log b. They worked through a fully tabulated four-figure-table calculation — multiplying two large numbers relevant to the tea farm (e.g., 3 847 × 2 163, representing kilograms times price per kilogram) — recording each step: find log of each factor, add the logs, find the antilog. They repeated the process for division using the quotient law log(a/b) = log a − log b.</w:t>
+              <w:t xml:space="preserve">Learners observed two side-by-side worked examples — long multiplication of large tea-harvest numbers versus the same calculation performed using four-figure logarithm tables — and noted that the logarithm method replaced a multiplication step with an addition step, producing the same result in a fraction of the time.</w:t>
             </w:r>
           </w:p>
         </w:tc>
@@ -1341,7 +1341,7 @@
                 <w:sz w:val="18"/>
                 <w:szCs w:val="18"/>
               </w:rPr>
-              <w:t xml:space="preserve">Students derived and applied two logarithm laws: (1) Product Law — log(ab) = log a + log b: logarithm of a product equals the sum of the logarithms. (2) Quotient Law — log(a/b) = log a − log b: logarithm of a quotient equals the difference of the logarithms. Students practised multi-factor multiplications (three or more factors) by extending the product law, and divisions involving numbers less than 1 (requiring bar-notation arithmetic). Pedagogical note: Emphasise that these laws are not new rules to memorise but direct consequences of the index laws derived in Lessons 2–3; students who see this connection develop more robust, transferable understanding.</w:t>
+              <w:t xml:space="preserve">Learners derived the product law log(ab) = log a + log b and the quotient law log(a/b) = log a − log b directly from the index law 10^a × 10^b = 10^(a+b), and applied both laws using four-figure log and antilog tables to solve real-life Kenyan problems involving bulk maize pricing at Wakulima Market, fertiliser distribution in the Rift Valley, and annual tea revenue for a Kericho KTDA estate.</w:t>
             </w:r>
           </w:p>
         </w:tc>
@@ -1373,7 +1373,7 @@
                 <w:sz w:val="18"/>
                 <w:szCs w:val="18"/>
               </w:rPr>
-              <w:t xml:space="preserve">Students explained why logarithms were historically the essential computational tool for Kenyan agricultural scientists, engineers, and accountants before electronic calculators: they convert the hardest arithmetic operations (multiplication and division of large or small numbers) into the simplest (addition and subtraction). They connected the product law back to the product rule of indices and the quotient law back to the quotient rule, completing the conceptual arc that began in Lesson 2. The DQB was updated: 'The log laws are the index laws in disguise — multiplication of numbers becomes addition of exponents.'</w:t>
+              <w:t xml:space="preserve">The reason multiplying two numbers is equivalent to adding their logarithms is that logarithms are exponents of powers of 10, and multiplying powers of 10 means adding their exponents — so log(M × N) = log M + log N follows directly from the index law. This is exactly the mathematical principle that allowed the fellow Kericho farmer to complete the tea-harvest revenue calculation in under two minutes using only a log table, converting an unwieldy multi-digit multiplication into a simple decimal addition.</w:t>
             </w:r>
           </w:p>
         </w:tc>
@@ -1426,7 +1426,7 @@
                 <w:sz w:val="18"/>
                 <w:szCs w:val="18"/>
               </w:rPr>
-              <w:t xml:space="preserve">Logarithms of Powers and Roots: The Power Law and Root Law</w:t>
+              <w:t xml:space="preserve">Applying Logarithms to Powers and Roots — Unlocking the Exponent and the Square Plot</w:t>
             </w:r>
           </w:p>
         </w:tc>
@@ -1458,7 +1458,7 @@
                 <w:sz w:val="18"/>
                 <w:szCs w:val="18"/>
               </w:rPr>
-              <w:t xml:space="preserve">Students observed the derivation of the power law: log(aⁿ) = log(a × a × … × a) = log a + log a + … + log a (n times) = n log a, connecting directly to the product law of Lesson 6 and the power rule of indices from Lesson 3. They worked through calculations involving squares, cubes, and roots using four-figure tables — for example, computing the cube root of a large tea-yield figure (e.g., ∛(2 197 000 kg³) to find a geometric mean) — and verified results by squaring or cubing back.</w:t>
+              <w:t xml:space="preserve">Learners observed that computing 1.045¹² by ordinary repeated multiplication is impractical and error-prone, while the same calculation — framed as 12 × log 1.045 followed by an antilog lookup — takes under three minutes using four-figure tables. They also observed that finding √8,464 reduces to halving the logarithm of 8,464 and looking up the antilog, yielding a side length of approximately 92.0 m for a Nakuru County square plot.</w:t>
             </w:r>
           </w:p>
         </w:tc>
@@ -1490,7 +1490,7 @@
                 <w:sz w:val="18"/>
                 <w:szCs w:val="18"/>
               </w:rPr>
-              <w:t xml:space="preserve">Students derived and applied two further logarithm laws: (1) Power Law — log(aⁿ) = n log a: to find the log of a power, multiply the log of the base by the exponent. (2) Root Law — log(ⁿ√a) = (1/n) log a: to find the log of a root, divide the log of the number by the index of the root (a direct consequence of the fractional index rule from Lesson 3). Students practised calculations involving non-integer and fractional powers, including cases where the bar-notation characteristic must be divided carefully (e.g., 3̄.6020 ÷ 3). Pedagogical note: The division of a bar-notation characteristic is a frequent source of error; model the adjustment step explicitly — e.g., rewrite 3̄.6020 as (−3 + 0.6020) and divide each part separately.</w:t>
+              <w:t xml:space="preserve">The power law of logarithms, log(aⁿ) = n·log a, follows directly from applying the product law n times — mirroring the way aⁿ means a multiplied by itself n times. The root law, log(ⁿ√a) = (1/n)·log a, is an immediate corollary using the fractional-index rule a^(1/n) = ⁿ√a from Lesson 3. Together, these two laws mean that any power or root calculation can be converted into a single multiplication or division of a logarithm, performed entirely with the four-figure tables introduced in Lessons 4 and 5.</w:t>
             </w:r>
           </w:p>
         </w:tc>
@@ -1522,7 +1522,7 @@
                 <w:sz w:val="18"/>
                 <w:szCs w:val="18"/>
               </w:rPr>
-              <w:t xml:space="preserve">Students explained the power law and root law as completing the logarithm toolkit: together with the product and quotient laws from Lesson 6, these four laws allow any combination of multiplication, division, powers, and roots to be handled by addition, subtraction, multiplication, and division of logarithms. In the Kericho tea-farm context, students showed how a scientist computing the geometric mean yield across several farms, or an engineer computing a root of a very large pressure value, applies these laws in a single systematic table-based calculation. The model diagram on the DQB was extended to include powers and roots.</w:t>
+              <w:t xml:space="preserve">The Kericho farm manager's logarithm-table method is now fully explained for all four operations. The 'magic' of adding small decimals to get large-number products (Lessons 5–6) extends to powers and roots: by scaling a small decimal by n (or by 1/n), the table converts an exponential calculation — such as compound interest over 12 years — into arithmetic a secondary-school student can do in minutes. This completes the learners' understanding of why the fellow farmer at the technical training could solve the container-harvest problem 'in under two minutes without a calculator.'</w:t>
             </w:r>
           </w:p>
         </w:tc>
@@ -1607,7 +1607,7 @@
                 <w:sz w:val="18"/>
                 <w:szCs w:val="18"/>
               </w:rPr>
-              <w:t xml:space="preserve">Students worked through multi-step expressions combining all four logarithm laws — product, quotient, power, and root — in a single calculation, using four-figure log and antilog tables throughout. Problems were drawn directly from the Kericho tea-farm driving question context (e.g., computing compound interest on a farm loan, estimating bacterial growth rates, converting very small pesticide concentrations). Students also reviewed and corrected common errors identified across Lessons 1–7 — particularly negative-index misapplication, bar-notation arithmetic, and characteristic-placement errors — through structured peer error analysis.</w:t>
+              <w:t xml:space="preserve">Learners observed two combined-operations logarithm problems representing a Kericho tea estate's blended-yield export calculation — a single expression involving multiplication, a cube power, division, and a square root, solved step-by-step using a four-figure mathematical table. They observed that every step could be reduced to addition or subtraction of logarithm values read from the same table, and that the final answer was recovered by a single antilogarithm look-up.</w:t>
             </w:r>
           </w:p>
         </w:tc>
@@ -1639,7 +1639,7 @@
                 <w:sz w:val="18"/>
                 <w:szCs w:val="18"/>
               </w:rPr>
-              <w:t xml:space="preserve">Students consolidated the complete conceptual map of the sub-strand: (1) all six laws of indices form a coherent algebraic system; (2) logarithms are the inverse of indices and inherit their laws in translated form; (3) the four logarithm laws — product, quotient, power, root — together enable calculation with any combination of large/small numbers using only four-figure tables and basic arithmetic; (4) any multi-step expression can be solved by planning the sequence of log-law applications before computing. Students articulated the unity of the sub-strand: indices and logarithms are two perspectives on the same exponential structure. Pedagogical note: Use this lesson's error-analysis activity diagnostically — persistent errors in bar-notation arithmetic or characteristic placement indicate gaps in Lesson 4 or 7 that may need targeted follow-up before formal assessment.</w:t>
+              <w:t xml:space="preserve">Learners learned that all four logarithm laws — Product, Quotient, Power, and Root — can be applied in sequence within a single multi-step expression; that the structured log-table format (Number | Log | Operation | Result) organises this process reliably; that bar numbers arising from small decimals must be handled carefully when multiplied by a power; and that the entire system of indices and logarithms forms a coherent, interconnected toolkit for computing with very large or very small numbers efficiently.</w:t>
             </w:r>
           </w:p>
         </w:tc>
@@ -1671,7 +1671,7 @@
                 <w:sz w:val="18"/>
                 <w:szCs w:val="18"/>
               </w:rPr>
-              <w:t xml:space="preserve">Students returned to the driving question and answered it fully: a Kericho tea farmer, Kenyan scientist, engineer, or business person uses indices to express and manipulate very large or very small quantities compactly and accurately, and uses logarithms to convert multiplicative problems into additive ones — making otherwise intractable calculations manageable with nothing more than a four-figure table and careful arithmetic. Students revised their cumulative model to show the complete pathway: real-world exponential quantity → standard form (indices) → logarithm (log table) → arithmetic with log laws → antilogarithm (antilog table) → real-world answer. The Driving Question Board was marked complete.</w:t>
+              <w:t xml:space="preserve">Learners explained, in writing, how the mathematics of indices and logarithms allows a Kericho tea farmer — or any Kenyan scientist, engineer, or business person — to make sense of and calculate with numbers that are too large or too small for ordinary arithmetic: index notation compresses repeated multiplication into a compact exponential form; logarithms exploit the inverse relationship between exponentiation and its inverse to convert multiplication into addition; and the four-figure table provides a practical, calculator-free implementation of this conversion, reducing a six-digit multiplication to a two-minute addition — exactly as demonstrated in the anchoring phenomenon.</w:t>
             </w:r>
           </w:p>
         </w:tc>
@@ -1795,7 +1795,7 @@
         </w:rPr>
         <w:t xml:space="preserve">© 2026 SeaVuria and ARES. This work is licensed under a </w:t>
       </w:r>
-      <w:hyperlink w:history="1" r:id="rIdnuhhinxh6i7gtuwn0ouwl">
+      <w:hyperlink w:history="1" r:id="rId4yznryv47iofts0ofhnvd">
         <w:r>
           <w:rPr>
             <w:rFonts w:ascii="Arial" w:cs="Arial" w:eastAsia="Arial" w:hAnsi="Arial"/>
@@ -1815,7 +1815,7 @@
         </w:rPr>
         <w:t xml:space="preserve"> (</w:t>
       </w:r>
-      <w:hyperlink w:history="1" r:id="rIdkd6-olt07ukfllmmg_vtt">
+      <w:hyperlink w:history="1" r:id="rId_lnru1p1vyjj2lwqqyfl-">
         <w:r>
           <w:rPr>
             <w:rFonts w:ascii="Arial" w:cs="Arial" w:eastAsia="Arial" w:hAnsi="Arial"/>
@@ -1835,7 +1835,7 @@
         </w:rPr>
         <w:t xml:space="preserve">). To view a copy of this license, visit </w:t>
       </w:r>
-      <w:hyperlink w:history="1" r:id="rIdfg3hhqpg50ma2segod-lo">
+      <w:hyperlink w:history="1" r:id="rIdedrhqmogkr6cjrnmtd5zf">
         <w:r>
           <w:rPr>
             <w:rFonts w:ascii="Arial" w:cs="Arial" w:eastAsia="Arial" w:hAnsi="Arial"/>

--- a/data/outputs/v2/Core_Mathematics/SS1.2_Indices_and_Logarithms/Core_Mathematics_Indices_and_Logarithms_SummaryTable.docx
+++ b/data/outputs/v2/Core_Mathematics/SS1.2_Indices_and_Logarithms/Core_Mathematics_Indices_and_Logarithms_SummaryTable.docx
@@ -894,7 +894,7 @@
                 <w:sz w:val="18"/>
                 <w:szCs w:val="18"/>
               </w:rPr>
-              <w:t xml:space="preserve">Learners learned and can now state: (1) Power Rule — (a^m)^n = a^(mn); (2) Negative Index Rule — a^(−n) = 1/a^n, so a negative exponent signals a reciprocal, NOT a negative quantity; (3) Fractional Index Rule — a^(1/n) = ⁿ√a and a^(m/n) = ⁿ√(a^m) = (ⁿ√a)^m. Together with the product rule, quotient rule, and zero index rule from Lessons 1–2, learners now hold the complete set of six index laws, all derived from the single foundational idea of repeated multiplication.</w:t>
+              <w:t xml:space="preserve">Learners learned and can now state: (1) Power Rule — (a^m)^n = a^(mn); (2) Negative Index Rule — a^(−n) = 1/a^n, so a negative exponent signals a reciprocal, NOT a negative quantity; (3) Fractional Index Rule — a^(1/n) = ⁿ√a and a^(m/n) = ⁿ√(a^m) = (ⁿ√a)^m. Together with the product rule, quotient rule, and zero index rule from Lesson 2, learners now hold the complete set of six index laws, all derived from the single foundational idea of repeated multiplication.</w:t>
             </w:r>
           </w:p>
         </w:tc>
@@ -1671,7 +1671,7 @@
                 <w:sz w:val="18"/>
                 <w:szCs w:val="18"/>
               </w:rPr>
-              <w:t xml:space="preserve">Learners explained, in writing, how the mathematics of indices and logarithms allows a Kericho tea farmer — or any Kenyan scientist, engineer, or business person — to make sense of and calculate with numbers that are too large or too small for ordinary arithmetic: index notation compresses repeated multiplication into a compact exponential form; logarithms exploit the inverse relationship between exponentiation and its inverse to convert multiplication into addition; and the four-figure table provides a practical, calculator-free implementation of this conversion, reducing a six-digit multiplication to a two-minute addition — exactly as demonstrated in the anchoring phenomenon.</w:t>
+              <w:t xml:space="preserve">Learners explained, in writing, how the mathematics of indices and logarithms allows a Kericho tea farmer — or any Kenyan scientist, engineer, or business person — to make sense of and calculate with numbers that are too large or too small for ordinary arithmetic: index notation compresses repeated multiplication into a compact exponential form; logarithms exploit the inverse relationship between exponentiation and its inverse to convert multiplication into addition; and the four-figure table provides a practical, calculator-free implementation of this conversion, reducing a long multiplication to a two-minute addition — exactly as demonstrated in the anchoring phenomenon.</w:t>
             </w:r>
           </w:p>
         </w:tc>
@@ -1795,7 +1795,7 @@
         </w:rPr>
         <w:t xml:space="preserve">© 2026 SeaVuria and ARES. This work is licensed under a </w:t>
       </w:r>
-      <w:hyperlink w:history="1" r:id="rId4yznryv47iofts0ofhnvd">
+      <w:hyperlink w:history="1" r:id="rIdbkbg6de0eryvftkzhprr-">
         <w:r>
           <w:rPr>
             <w:rFonts w:ascii="Arial" w:cs="Arial" w:eastAsia="Arial" w:hAnsi="Arial"/>
@@ -1815,7 +1815,7 @@
         </w:rPr>
         <w:t xml:space="preserve"> (</w:t>
       </w:r>
-      <w:hyperlink w:history="1" r:id="rId_lnru1p1vyjj2lwqqyfl-">
+      <w:hyperlink w:history="1" r:id="rId9nuxqshruru30r5qt5jmq">
         <w:r>
           <w:rPr>
             <w:rFonts w:ascii="Arial" w:cs="Arial" w:eastAsia="Arial" w:hAnsi="Arial"/>
@@ -1835,7 +1835,7 @@
         </w:rPr>
         <w:t xml:space="preserve">). To view a copy of this license, visit </w:t>
       </w:r>
-      <w:hyperlink w:history="1" r:id="rIdedrhqmogkr6cjrnmtd5zf">
+      <w:hyperlink w:history="1" r:id="rIduawtuk5abjcfcayhjjjaj">
         <w:r>
           <w:rPr>
             <w:rFonts w:ascii="Arial" w:cs="Arial" w:eastAsia="Arial" w:hAnsi="Arial"/>

--- a/data/outputs/v2/Core_Mathematics/SS1.2_Indices_and_Logarithms/Core_Mathematics_Indices_and_Logarithms_SummaryTable.docx
+++ b/data/outputs/v2/Core_Mathematics/SS1.2_Indices_and_Logarithms/Core_Mathematics_Indices_and_Logarithms_SummaryTable.docx
@@ -1373,7 +1373,7 @@
                 <w:sz w:val="18"/>
                 <w:szCs w:val="18"/>
               </w:rPr>
-              <w:t xml:space="preserve">The reason multiplying two numbers is equivalent to adding their logarithms is that logarithms are exponents of powers of 10, and multiplying powers of 10 means adding their exponents — so log(M × N) = log M + log N follows directly from the index law. This is exactly the mathematical principle that allowed the fellow Kericho farmer to complete the tea-harvest revenue calculation in under two minutes using only a log table, converting an unwieldy multi-digit multiplication into a simple decimal addition.</w:t>
+              <w:t xml:space="preserve">The reason multiplying two numbers is equivalent to adding their logarithms is that logarithms are exponents of powers of 10, and multiplying powers of 10 means adding their exponents — so log(M × N) = log M + log N follows directly from the index law. This is exactly the mathematical principle that allowed the fellow Kericho farmer to complete the tea-harvest total production calculation in under two minutes using only a log table, converting an unwieldy multi-digit multiplication into a simple decimal addition.</w:t>
             </w:r>
           </w:p>
         </w:tc>
@@ -1795,7 +1795,7 @@
         </w:rPr>
         <w:t xml:space="preserve">© 2026 SeaVuria and ARES. This work is licensed under a </w:t>
       </w:r>
-      <w:hyperlink w:history="1" r:id="rIdbkbg6de0eryvftkzhprr-">
+      <w:hyperlink w:history="1" r:id="rIdjlvzyppwsq05ytl89y97y">
         <w:r>
           <w:rPr>
             <w:rFonts w:ascii="Arial" w:cs="Arial" w:eastAsia="Arial" w:hAnsi="Arial"/>
@@ -1815,7 +1815,7 @@
         </w:rPr>
         <w:t xml:space="preserve"> (</w:t>
       </w:r>
-      <w:hyperlink w:history="1" r:id="rId9nuxqshruru30r5qt5jmq">
+      <w:hyperlink w:history="1" r:id="rId-cpr_qmmd6ajrrkbtloyv">
         <w:r>
           <w:rPr>
             <w:rFonts w:ascii="Arial" w:cs="Arial" w:eastAsia="Arial" w:hAnsi="Arial"/>
@@ -1835,7 +1835,7 @@
         </w:rPr>
         <w:t xml:space="preserve">). To view a copy of this license, visit </w:t>
       </w:r>
-      <w:hyperlink w:history="1" r:id="rIduawtuk5abjcfcayhjjjaj">
+      <w:hyperlink w:history="1" r:id="rIdpiqgk3n2hepux8jufkbgr">
         <w:r>
           <w:rPr>
             <w:rFonts w:ascii="Arial" w:cs="Arial" w:eastAsia="Arial" w:hAnsi="Arial"/>

--- a/data/outputs/v2/Core_Mathematics/SS1.2_Indices_and_Logarithms/Core_Mathematics_Indices_and_Logarithms_SummaryTable.docx
+++ b/data/outputs/v2/Core_Mathematics/SS1.2_Indices_and_Logarithms/Core_Mathematics_Indices_and_Logarithms_SummaryTable.docx
@@ -1795,7 +1795,7 @@
         </w:rPr>
         <w:t xml:space="preserve">© 2026 SeaVuria and ARES. This work is licensed under a </w:t>
       </w:r>
-      <w:hyperlink w:history="1" r:id="rIdjlvzyppwsq05ytl89y97y">
+      <w:hyperlink w:history="1" r:id="rIdxym_thpzk8jtt7xdmhedp">
         <w:r>
           <w:rPr>
             <w:rFonts w:ascii="Arial" w:cs="Arial" w:eastAsia="Arial" w:hAnsi="Arial"/>
@@ -1815,7 +1815,7 @@
         </w:rPr>
         <w:t xml:space="preserve"> (</w:t>
       </w:r>
-      <w:hyperlink w:history="1" r:id="rId-cpr_qmmd6ajrrkbtloyv">
+      <w:hyperlink w:history="1" r:id="rId_9mwsek_mff_sbh7wndcq">
         <w:r>
           <w:rPr>
             <w:rFonts w:ascii="Arial" w:cs="Arial" w:eastAsia="Arial" w:hAnsi="Arial"/>
@@ -1835,7 +1835,7 @@
         </w:rPr>
         <w:t xml:space="preserve">). To view a copy of this license, visit </w:t>
       </w:r>
-      <w:hyperlink w:history="1" r:id="rIdpiqgk3n2hepux8jufkbgr">
+      <w:hyperlink w:history="1" r:id="rIdqmndgawlizxfc109ji0-f">
         <w:r>
           <w:rPr>
             <w:rFonts w:ascii="Arial" w:cs="Arial" w:eastAsia="Arial" w:hAnsi="Arial"/>

--- a/data/outputs/v2/Core_Mathematics/SS1.2_Indices_and_Logarithms/Core_Mathematics_Indices_and_Logarithms_SummaryTable.docx
+++ b/data/outputs/v2/Core_Mathematics/SS1.2_Indices_and_Logarithms/Core_Mathematics_Indices_and_Logarithms_SummaryTable.docx
@@ -1795,7 +1795,7 @@
         </w:rPr>
         <w:t xml:space="preserve">© 2026 SeaVuria and ARES. This work is licensed under a </w:t>
       </w:r>
-      <w:hyperlink w:history="1" r:id="rIdxym_thpzk8jtt7xdmhedp">
+      <w:hyperlink w:history="1" r:id="rIdtnia7rgpsrc0za6tephen">
         <w:r>
           <w:rPr>
             <w:rFonts w:ascii="Arial" w:cs="Arial" w:eastAsia="Arial" w:hAnsi="Arial"/>
@@ -1815,7 +1815,7 @@
         </w:rPr>
         <w:t xml:space="preserve"> (</w:t>
       </w:r>
-      <w:hyperlink w:history="1" r:id="rId_9mwsek_mff_sbh7wndcq">
+      <w:hyperlink w:history="1" r:id="rIdjhe2ss3eiudhnyilct2we">
         <w:r>
           <w:rPr>
             <w:rFonts w:ascii="Arial" w:cs="Arial" w:eastAsia="Arial" w:hAnsi="Arial"/>
@@ -1835,7 +1835,7 @@
         </w:rPr>
         <w:t xml:space="preserve">). To view a copy of this license, visit </w:t>
       </w:r>
-      <w:hyperlink w:history="1" r:id="rIdqmndgawlizxfc109ji0-f">
+      <w:hyperlink w:history="1" r:id="rIdzgkeylffw0uw6tovvd1b_">
         <w:r>
           <w:rPr>
             <w:rFonts w:ascii="Arial" w:cs="Arial" w:eastAsia="Arial" w:hAnsi="Arial"/>

--- a/data/outputs/v2/Core_Mathematics/SS1.2_Indices_and_Logarithms/Core_Mathematics_Indices_and_Logarithms_SummaryTable.docx
+++ b/data/outputs/v2/Core_Mathematics/SS1.2_Indices_and_Logarithms/Core_Mathematics_Indices_and_Logarithms_SummaryTable.docx
@@ -4,6 +4,7 @@
   <w:body>
     <w:p>
       <w:pPr>
+        <w:keepNext w:val="false"/>
         <w:spacing w:after="30" w:before="0"/>
         <w:jc w:val="center"/>
       </w:pPr>
@@ -23,6 +24,7 @@
     </w:p>
     <w:p>
       <w:pPr>
+        <w:keepNext w:val="false"/>
         <w:spacing w:after="60" w:before="0"/>
         <w:jc w:val="center"/>
       </w:pPr>
@@ -81,6 +83,7 @@
           </w:tcPr>
           <w:p>
             <w:pPr>
+              <w:keepNext w:val="false"/>
               <w:spacing w:after="40" w:before="0"/>
               <w:jc w:val="center"/>
             </w:pPr>
@@ -115,6 +118,7 @@
           </w:tcPr>
           <w:p>
             <w:pPr>
+              <w:keepNext w:val="false"/>
               <w:spacing w:after="40" w:before="0"/>
               <w:jc w:val="left"/>
             </w:pPr>
@@ -147,6 +151,7 @@
           </w:tcPr>
           <w:p>
             <w:pPr>
+              <w:keepNext w:val="false"/>
               <w:spacing w:after="40" w:before="0"/>
               <w:jc w:val="left"/>
             </w:pPr>
@@ -181,6 +186,7 @@
           </w:tcPr>
           <w:p>
             <w:pPr>
+              <w:keepNext w:val="false"/>
               <w:spacing w:after="40" w:before="0"/>
               <w:jc w:val="left"/>
             </w:pPr>
@@ -213,6 +219,7 @@
           </w:tcPr>
           <w:p>
             <w:pPr>
+              <w:keepNext w:val="false"/>
               <w:spacing w:after="40" w:before="0"/>
               <w:jc w:val="left"/>
             </w:pPr>
@@ -273,6 +280,7 @@
           </w:tcPr>
           <w:p>
             <w:pPr>
+              <w:keepNext w:val="false"/>
               <w:spacing w:after="40" w:before="0"/>
               <w:jc w:val="center"/>
             </w:pPr>
@@ -307,6 +315,7 @@
           </w:tcPr>
           <w:p>
             <w:pPr>
+              <w:keepNext w:val="false"/>
               <w:spacing w:after="40" w:before="0"/>
               <w:jc w:val="left"/>
             </w:pPr>
@@ -369,6 +378,7 @@
           </w:tcPr>
           <w:p>
             <w:pPr>
+              <w:keepNext w:val="false"/>
               <w:spacing w:after="40" w:before="0"/>
               <w:jc w:val="left"/>
             </w:pPr>
@@ -401,6 +411,7 @@
           </w:tcPr>
           <w:p>
             <w:pPr>
+              <w:keepNext w:val="false"/>
               <w:spacing w:after="40" w:before="0"/>
               <w:jc w:val="left"/>
             </w:pPr>
@@ -433,6 +444,7 @@
           </w:tcPr>
           <w:p>
             <w:pPr>
+              <w:keepNext w:val="false"/>
               <w:spacing w:after="40" w:before="0"/>
               <w:jc w:val="left"/>
             </w:pPr>
@@ -465,6 +477,7 @@
           </w:tcPr>
           <w:p>
             <w:pPr>
+              <w:keepNext w:val="false"/>
               <w:spacing w:after="40" w:before="0"/>
               <w:jc w:val="left"/>
             </w:pPr>
@@ -499,6 +512,7 @@
           </w:tcPr>
           <w:p>
             <w:pPr>
+              <w:keepNext w:val="false"/>
               <w:spacing w:after="40" w:before="0"/>
               <w:jc w:val="left"/>
             </w:pPr>
@@ -518,6 +532,7 @@
           </w:p>
           <w:p>
             <w:pPr>
+              <w:keepNext w:val="false"/>
               <w:spacing w:after="40" w:before="0"/>
               <w:jc w:val="left"/>
             </w:pPr>
@@ -550,6 +565,7 @@
           </w:tcPr>
           <w:p>
             <w:pPr>
+              <w:keepNext w:val="false"/>
               <w:spacing w:after="40" w:before="0"/>
               <w:jc w:val="left"/>
             </w:pPr>
@@ -582,6 +598,7 @@
           </w:tcPr>
           <w:p>
             <w:pPr>
+              <w:keepNext w:val="false"/>
               <w:spacing w:after="40" w:before="0"/>
               <w:jc w:val="left"/>
             </w:pPr>
@@ -614,6 +631,7 @@
           </w:tcPr>
           <w:p>
             <w:pPr>
+              <w:keepNext w:val="false"/>
               <w:spacing w:after="40" w:before="0"/>
               <w:jc w:val="left"/>
             </w:pPr>
@@ -648,6 +666,7 @@
           </w:tcPr>
           <w:p>
             <w:pPr>
+              <w:keepNext w:val="false"/>
               <w:spacing w:after="40" w:before="0"/>
               <w:jc w:val="left"/>
             </w:pPr>
@@ -667,6 +686,7 @@
           </w:p>
           <w:p>
             <w:pPr>
+              <w:keepNext w:val="false"/>
               <w:spacing w:after="40" w:before="0"/>
               <w:jc w:val="left"/>
             </w:pPr>
@@ -699,6 +719,7 @@
           </w:tcPr>
           <w:p>
             <w:pPr>
+              <w:keepNext w:val="false"/>
               <w:spacing w:after="40" w:before="0"/>
               <w:jc w:val="left"/>
             </w:pPr>
@@ -731,6 +752,7 @@
           </w:tcPr>
           <w:p>
             <w:pPr>
+              <w:keepNext w:val="false"/>
               <w:spacing w:after="40" w:before="0"/>
               <w:jc w:val="left"/>
             </w:pPr>
@@ -763,6 +785,7 @@
           </w:tcPr>
           <w:p>
             <w:pPr>
+              <w:keepNext w:val="false"/>
               <w:spacing w:after="40" w:before="0"/>
               <w:jc w:val="left"/>
             </w:pPr>
@@ -797,6 +820,7 @@
           </w:tcPr>
           <w:p>
             <w:pPr>
+              <w:keepNext w:val="false"/>
               <w:spacing w:after="40" w:before="0"/>
               <w:jc w:val="left"/>
             </w:pPr>
@@ -816,6 +840,7 @@
           </w:p>
           <w:p>
             <w:pPr>
+              <w:keepNext w:val="false"/>
               <w:spacing w:after="40" w:before="0"/>
               <w:jc w:val="left"/>
             </w:pPr>
@@ -848,6 +873,7 @@
           </w:tcPr>
           <w:p>
             <w:pPr>
+              <w:keepNext w:val="false"/>
               <w:spacing w:after="40" w:before="0"/>
               <w:jc w:val="left"/>
             </w:pPr>
@@ -880,6 +906,7 @@
           </w:tcPr>
           <w:p>
             <w:pPr>
+              <w:keepNext w:val="false"/>
               <w:spacing w:after="40" w:before="0"/>
               <w:jc w:val="left"/>
             </w:pPr>
@@ -912,6 +939,7 @@
           </w:tcPr>
           <w:p>
             <w:pPr>
+              <w:keepNext w:val="false"/>
               <w:spacing w:after="40" w:before="0"/>
               <w:jc w:val="left"/>
             </w:pPr>
@@ -946,6 +974,7 @@
           </w:tcPr>
           <w:p>
             <w:pPr>
+              <w:keepNext w:val="false"/>
               <w:spacing w:after="40" w:before="0"/>
               <w:jc w:val="left"/>
             </w:pPr>
@@ -965,6 +994,7 @@
           </w:p>
           <w:p>
             <w:pPr>
+              <w:keepNext w:val="false"/>
               <w:spacing w:after="40" w:before="0"/>
               <w:jc w:val="left"/>
             </w:pPr>
@@ -997,6 +1027,7 @@
           </w:tcPr>
           <w:p>
             <w:pPr>
+              <w:keepNext w:val="false"/>
               <w:spacing w:after="40" w:before="0"/>
               <w:jc w:val="left"/>
             </w:pPr>
@@ -1029,6 +1060,7 @@
           </w:tcPr>
           <w:p>
             <w:pPr>
+              <w:keepNext w:val="false"/>
               <w:spacing w:after="40" w:before="0"/>
               <w:jc w:val="left"/>
             </w:pPr>
@@ -1061,6 +1093,7 @@
           </w:tcPr>
           <w:p>
             <w:pPr>
+              <w:keepNext w:val="false"/>
               <w:spacing w:after="40" w:before="0"/>
               <w:jc w:val="left"/>
             </w:pPr>
@@ -1095,6 +1128,7 @@
           </w:tcPr>
           <w:p>
             <w:pPr>
+              <w:keepNext w:val="false"/>
               <w:spacing w:after="40" w:before="0"/>
               <w:jc w:val="left"/>
             </w:pPr>
@@ -1114,6 +1148,7 @@
           </w:p>
           <w:p>
             <w:pPr>
+              <w:keepNext w:val="false"/>
               <w:spacing w:after="40" w:before="0"/>
               <w:jc w:val="left"/>
             </w:pPr>
@@ -1146,6 +1181,7 @@
           </w:tcPr>
           <w:p>
             <w:pPr>
+              <w:keepNext w:val="false"/>
               <w:spacing w:after="40" w:before="0"/>
               <w:jc w:val="left"/>
             </w:pPr>
@@ -1178,6 +1214,7 @@
           </w:tcPr>
           <w:p>
             <w:pPr>
+              <w:keepNext w:val="false"/>
               <w:spacing w:after="40" w:before="0"/>
               <w:jc w:val="left"/>
             </w:pPr>
@@ -1210,6 +1247,7 @@
           </w:tcPr>
           <w:p>
             <w:pPr>
+              <w:keepNext w:val="false"/>
               <w:spacing w:after="40" w:before="0"/>
               <w:jc w:val="left"/>
             </w:pPr>
@@ -1244,6 +1282,7 @@
           </w:tcPr>
           <w:p>
             <w:pPr>
+              <w:keepNext w:val="false"/>
               <w:spacing w:after="40" w:before="0"/>
               <w:jc w:val="left"/>
             </w:pPr>
@@ -1263,6 +1302,7 @@
           </w:p>
           <w:p>
             <w:pPr>
+              <w:keepNext w:val="false"/>
               <w:spacing w:after="40" w:before="0"/>
               <w:jc w:val="left"/>
             </w:pPr>
@@ -1295,6 +1335,7 @@
           </w:tcPr>
           <w:p>
             <w:pPr>
+              <w:keepNext w:val="false"/>
               <w:spacing w:after="40" w:before="0"/>
               <w:jc w:val="left"/>
             </w:pPr>
@@ -1327,6 +1368,7 @@
           </w:tcPr>
           <w:p>
             <w:pPr>
+              <w:keepNext w:val="false"/>
               <w:spacing w:after="40" w:before="0"/>
               <w:jc w:val="left"/>
             </w:pPr>
@@ -1359,6 +1401,7 @@
           </w:tcPr>
           <w:p>
             <w:pPr>
+              <w:keepNext w:val="false"/>
               <w:spacing w:after="40" w:before="0"/>
               <w:jc w:val="left"/>
             </w:pPr>
@@ -1393,6 +1436,7 @@
           </w:tcPr>
           <w:p>
             <w:pPr>
+              <w:keepNext w:val="false"/>
               <w:spacing w:after="40" w:before="0"/>
               <w:jc w:val="left"/>
             </w:pPr>
@@ -1412,6 +1456,7 @@
           </w:p>
           <w:p>
             <w:pPr>
+              <w:keepNext w:val="false"/>
               <w:spacing w:after="40" w:before="0"/>
               <w:jc w:val="left"/>
             </w:pPr>
@@ -1444,6 +1489,7 @@
           </w:tcPr>
           <w:p>
             <w:pPr>
+              <w:keepNext w:val="false"/>
               <w:spacing w:after="40" w:before="0"/>
               <w:jc w:val="left"/>
             </w:pPr>
@@ -1476,6 +1522,7 @@
           </w:tcPr>
           <w:p>
             <w:pPr>
+              <w:keepNext w:val="false"/>
               <w:spacing w:after="40" w:before="0"/>
               <w:jc w:val="left"/>
             </w:pPr>
@@ -1508,6 +1555,7 @@
           </w:tcPr>
           <w:p>
             <w:pPr>
+              <w:keepNext w:val="false"/>
               <w:spacing w:after="40" w:before="0"/>
               <w:jc w:val="left"/>
             </w:pPr>
@@ -1542,6 +1590,7 @@
           </w:tcPr>
           <w:p>
             <w:pPr>
+              <w:keepNext w:val="false"/>
               <w:spacing w:after="40" w:before="0"/>
               <w:jc w:val="left"/>
             </w:pPr>
@@ -1561,6 +1610,7 @@
           </w:p>
           <w:p>
             <w:pPr>
+              <w:keepNext w:val="false"/>
               <w:spacing w:after="40" w:before="0"/>
               <w:jc w:val="left"/>
             </w:pPr>
@@ -1593,6 +1643,7 @@
           </w:tcPr>
           <w:p>
             <w:pPr>
+              <w:keepNext w:val="false"/>
               <w:spacing w:after="40" w:before="0"/>
               <w:jc w:val="left"/>
             </w:pPr>
@@ -1625,6 +1676,7 @@
           </w:tcPr>
           <w:p>
             <w:pPr>
+              <w:keepNext w:val="false"/>
               <w:spacing w:after="40" w:before="0"/>
               <w:jc w:val="left"/>
             </w:pPr>
@@ -1657,6 +1709,7 @@
           </w:tcPr>
           <w:p>
             <w:pPr>
+              <w:keepNext w:val="false"/>
               <w:spacing w:after="40" w:before="0"/>
               <w:jc w:val="left"/>
             </w:pPr>
@@ -1795,7 +1848,7 @@
         </w:rPr>
         <w:t xml:space="preserve">© 2026 SeaVuria and ARES. This work is licensed under a </w:t>
       </w:r>
-      <w:hyperlink w:history="1" r:id="rIdtnia7rgpsrc0za6tephen">
+      <w:hyperlink w:history="1" r:id="rIdph-iujhxqgv2tltsnyzzq">
         <w:r>
           <w:rPr>
             <w:rFonts w:ascii="Arial" w:cs="Arial" w:eastAsia="Arial" w:hAnsi="Arial"/>
@@ -1815,7 +1868,7 @@
         </w:rPr>
         <w:t xml:space="preserve"> (</w:t>
       </w:r>
-      <w:hyperlink w:history="1" r:id="rIdjhe2ss3eiudhnyilct2we">
+      <w:hyperlink w:history="1" r:id="rIdywflyrrinmld8g65wblrb">
         <w:r>
           <w:rPr>
             <w:rFonts w:ascii="Arial" w:cs="Arial" w:eastAsia="Arial" w:hAnsi="Arial"/>
@@ -1835,7 +1888,7 @@
         </w:rPr>
         <w:t xml:space="preserve">). To view a copy of this license, visit </w:t>
       </w:r>
-      <w:hyperlink w:history="1" r:id="rIdzgkeylffw0uw6tovvd1b_">
+      <w:hyperlink w:history="1" r:id="rIdom_dheab3doswwisindl3">
         <w:r>
           <w:rPr>
             <w:rFonts w:ascii="Arial" w:cs="Arial" w:eastAsia="Arial" w:hAnsi="Arial"/>

--- a/data/outputs/v2/Core_Mathematics/SS1.2_Indices_and_Logarithms/Core_Mathematics_Indices_and_Logarithms_SummaryTable.docx
+++ b/data/outputs/v2/Core_Mathematics/SS1.2_Indices_and_Logarithms/Core_Mathematics_Indices_and_Logarithms_SummaryTable.docx
@@ -1848,7 +1848,7 @@
         </w:rPr>
         <w:t xml:space="preserve">© 2026 SeaVuria and ARES. This work is licensed under a </w:t>
       </w:r>
-      <w:hyperlink w:history="1" r:id="rIdph-iujhxqgv2tltsnyzzq">
+      <w:hyperlink w:history="1" r:id="rIdwqb5m-eoan_aczjbfd0gn">
         <w:r>
           <w:rPr>
             <w:rFonts w:ascii="Arial" w:cs="Arial" w:eastAsia="Arial" w:hAnsi="Arial"/>
@@ -1868,7 +1868,7 @@
         </w:rPr>
         <w:t xml:space="preserve"> (</w:t>
       </w:r>
-      <w:hyperlink w:history="1" r:id="rIdywflyrrinmld8g65wblrb">
+      <w:hyperlink w:history="1" r:id="rIdpxnplaot8b3lh07kltpjj">
         <w:r>
           <w:rPr>
             <w:rFonts w:ascii="Arial" w:cs="Arial" w:eastAsia="Arial" w:hAnsi="Arial"/>
@@ -1888,7 +1888,7 @@
         </w:rPr>
         <w:t xml:space="preserve">). To view a copy of this license, visit </w:t>
       </w:r>
-      <w:hyperlink w:history="1" r:id="rIdom_dheab3doswwisindl3">
+      <w:hyperlink w:history="1" r:id="rIds_pyxhgfskcllb7tozczp">
         <w:r>
           <w:rPr>
             <w:rFonts w:ascii="Arial" w:cs="Arial" w:eastAsia="Arial" w:hAnsi="Arial"/>
